--- a/manuscript/EPJC_Dilution_Triggered_Cycles_Supplement.docx
+++ b/manuscript/EPJC_Dilution_Triggered_Cycles_Supplement.docx
@@ -30459,7 +30459,7 @@
           <w:b w:val="0"/>
           <w:i w:val="0"/>
         </w:rPr>
-        <w:t>Environment of the published run: Python 3.11.9, NumPy 2.4.6, SciPy 1.17.1 (Windows). Requirements: NumPy, SciPy, Matplotlib, python-docx. From the code directory: matter_coupling.py and dilution_background.py (the background), turnaround_scan.py, dilution_thermal.py, causal_controls.py, dilution_validation.py, oscillation.py and oscillation_validation.py, continuous_cycles.py (calibrate, then run; several hours), cycle_map.py, numerics_admissibility.py, independent_solver.py, cycle_scan.py, contraction_stability.py, bounce_validation.py, compact_relics.py, relic_sensitivity.py, predictions.py, vacuum_phase_map.py (coherence), viability_mc.py, the figure scripts, verify.py, then paper1_build.py and paper1_supplement.py. Code: https://github.com/sandlerleon/late-time-vacuum-decay, archived at https://doi.org/10.5281/zenodo.23717618.</w:t>
+        <w:t>Environment of the published run: Python 3.11.9, NumPy 2.4.6, SciPy 1.17.1 (Windows). Requirements: NumPy, SciPy, Matplotlib, python-docx. From the code directory: matter_coupling.py and dilution_background.py (the background), turnaround_scan.py, dilution_thermal.py, causal_controls.py, dilution_validation.py, oscillation.py and oscillation_validation.py, continuous_cycles.py (calibrate, then run; several hours), cycle_map.py, numerics_admissibility.py, independent_solver.py, cycle_scan.py, contraction_stability.py, bounce_validation.py, compact_relics.py, relic_sensitivity.py, predictions.py, vacuum_phase_map.py (coherence), viability_mc.py, the figure scripts, verify.py, then paper1_build.py and paper1_supplement.py. Code: https://github.com/sandlerleon/late-time-vacuum-decay, archived at https://doi.org/10.5281/zenodo.23841872.</w:t>
       </w:r>
     </w:p>
     <w:sectPr>
